--- a/WebContent/docx/HRDscore报告.docx
+++ b/WebContent/docx/HRDscore报告.docx
@@ -371,6 +371,12 @@
             <w:insideH w:val="single" w:color="auto" w:sz="4" w:space="0"/>
             <w:insideV w:val="single" w:color="auto" w:sz="4" w:space="0"/>
           </w:tblBorders>
+          <w:tblCellMar>
+            <w:top w:w="0" w:type="dxa"/>
+            <w:left w:w="108" w:type="dxa"/>
+            <w:bottom w:w="0" w:type="dxa"/>
+            <w:right w:w="108" w:type="dxa"/>
+          </w:tblCellMar>
         </w:tblPrEx>
         <w:trPr>
           <w:trHeight w:val="678" w:hRule="atLeast"/>
@@ -2430,9 +2436,9 @@
       <w:bookmarkStart w:id="2" w:name="_Toc21009_WPSOffice_Level1"/>
       <w:bookmarkStart w:id="3" w:name="_Toc13806"/>
       <w:bookmarkStart w:id="4" w:name="_Toc24178_WPSOffice_Level1"/>
-      <w:bookmarkStart w:id="5" w:name="_Toc6873"/>
+      <w:bookmarkStart w:id="5" w:name="_Toc21669"/>
       <w:bookmarkStart w:id="6" w:name="_Toc3619"/>
-      <w:bookmarkStart w:id="7" w:name="_Toc21669"/>
+      <w:bookmarkStart w:id="7" w:name="_Toc6873"/>
       <w:bookmarkStart w:id="8" w:name="_Toc14123"/>
       <w:bookmarkStart w:id="9" w:name="_Toc107825547"/>
       <w:bookmarkStart w:id="10" w:name="_Toc30143_WPSOffice_Level1"/>
@@ -3308,14 +3314,14 @@
           </w14:shadow>
         </w:rPr>
       </w:pPr>
-      <w:bookmarkStart w:id="11" w:name="_Toc7021_WPSOffice_Level1"/>
+      <w:bookmarkStart w:id="11" w:name="_Toc30767"/>
       <w:bookmarkStart w:id="12" w:name="_Toc26731"/>
-      <w:bookmarkStart w:id="13" w:name="_Toc29272"/>
-      <w:bookmarkStart w:id="14" w:name="_Toc107825548"/>
-      <w:bookmarkStart w:id="15" w:name="_Toc17451"/>
-      <w:bookmarkStart w:id="16" w:name="_Toc11015_WPSOffice_Level1"/>
-      <w:bookmarkStart w:id="17" w:name="_Toc18062_WPSOffice_Level1"/>
-      <w:bookmarkStart w:id="18" w:name="_Toc30767"/>
+      <w:bookmarkStart w:id="13" w:name="_Toc17451"/>
+      <w:bookmarkStart w:id="14" w:name="_Toc7021_WPSOffice_Level1"/>
+      <w:bookmarkStart w:id="15" w:name="_Toc11015_WPSOffice_Level1"/>
+      <w:bookmarkStart w:id="16" w:name="_Toc107825548"/>
+      <w:bookmarkStart w:id="17" w:name="_Toc29272"/>
+      <w:bookmarkStart w:id="18" w:name="_Toc18062_WPSOffice_Level1"/>
       <w:bookmarkStart w:id="19" w:name="_Toc3823"/>
       <w:r>
         <w:rPr>
@@ -3663,13 +3669,13 @@
           </w14:shadow>
         </w:rPr>
       </w:pPr>
-      <w:bookmarkStart w:id="21" w:name="_Toc18058"/>
-      <w:bookmarkStart w:id="22" w:name="_Toc12582"/>
-      <w:bookmarkStart w:id="23" w:name="_Toc107825549"/>
-      <w:bookmarkStart w:id="24" w:name="_Toc23369_WPSOffice_Level1"/>
-      <w:bookmarkStart w:id="25" w:name="_Toc6221_WPSOffice_Level1"/>
-      <w:bookmarkStart w:id="26" w:name="_Toc16576"/>
-      <w:bookmarkStart w:id="27" w:name="_Toc25920"/>
+      <w:bookmarkStart w:id="21" w:name="_Toc23369_WPSOffice_Level1"/>
+      <w:bookmarkStart w:id="22" w:name="_Toc25920"/>
+      <w:bookmarkStart w:id="23" w:name="_Toc6221_WPSOffice_Level1"/>
+      <w:bookmarkStart w:id="24" w:name="_Toc107825549"/>
+      <w:bookmarkStart w:id="25" w:name="_Toc16576"/>
+      <w:bookmarkStart w:id="26" w:name="_Toc12582"/>
+      <w:bookmarkStart w:id="27" w:name="_Toc18058"/>
       <w:bookmarkStart w:id="28" w:name="_Toc24089"/>
       <w:r>
         <w:rPr>
@@ -3790,12 +3796,6 @@
             <w:insideH w:val="single" w:color="A4A4A4" w:sz="4" w:space="0"/>
             <w:insideV w:val="single" w:color="A4A4A4" w:sz="4" w:space="0"/>
           </w:tblBorders>
-          <w:tblCellMar>
-            <w:top w:w="0" w:type="dxa"/>
-            <w:left w:w="0" w:type="dxa"/>
-            <w:bottom w:w="0" w:type="dxa"/>
-            <w:right w:w="0" w:type="dxa"/>
-          </w:tblCellMar>
         </w:tblPrEx>
         <w:trPr>
           <w:trHeight w:val="490" w:hRule="atLeast"/>
@@ -4759,14 +4759,14 @@
           </w14:shadow>
         </w:rPr>
       </w:pPr>
-      <w:bookmarkStart w:id="31" w:name="_Toc19898_WPSOffice_Level1"/>
-      <w:bookmarkStart w:id="32" w:name="_Toc107825550"/>
-      <w:bookmarkStart w:id="33" w:name="_Toc22132"/>
-      <w:bookmarkStart w:id="34" w:name="_Toc20136_WPSOffice_Level1"/>
-      <w:bookmarkStart w:id="35" w:name="_Toc2781"/>
-      <w:bookmarkStart w:id="36" w:name="_Toc19173"/>
-      <w:bookmarkStart w:id="37" w:name="_Toc24235"/>
-      <w:bookmarkStart w:id="38" w:name="_Toc2866"/>
+      <w:bookmarkStart w:id="31" w:name="_Toc22132"/>
+      <w:bookmarkStart w:id="32" w:name="_Toc24235"/>
+      <w:bookmarkStart w:id="33" w:name="_Toc20136_WPSOffice_Level1"/>
+      <w:bookmarkStart w:id="34" w:name="_Toc2781"/>
+      <w:bookmarkStart w:id="35" w:name="_Toc19173"/>
+      <w:bookmarkStart w:id="36" w:name="_Toc19898_WPSOffice_Level1"/>
+      <w:bookmarkStart w:id="37" w:name="_Toc2866"/>
+      <w:bookmarkStart w:id="38" w:name="_Toc107825550"/>
       <w:r>
         <w:rPr>
           <w:rStyle w:val="37"/>
@@ -4806,9 +4806,9 @@
           <w:sz w:val="30"/>
         </w:rPr>
       </w:pPr>
-      <w:bookmarkStart w:id="39" w:name="_Toc4669"/>
-      <w:bookmarkStart w:id="40" w:name="_Toc17240"/>
-      <w:bookmarkStart w:id="41" w:name="_Toc107825551"/>
+      <w:bookmarkStart w:id="39" w:name="_Toc17240"/>
+      <w:bookmarkStart w:id="40" w:name="_Toc107825551"/>
+      <w:bookmarkStart w:id="41" w:name="_Toc4669"/>
       <w:r>
         <w:rPr>
           <w:rFonts w:hint="eastAsia"/>
@@ -5328,14 +5328,14 @@
           <w:lang w:eastAsia="zh-CN"/>
         </w:rPr>
       </w:pPr>
-      <w:bookmarkStart w:id="42" w:name="_Toc107825555"/>
-      <w:bookmarkStart w:id="43" w:name="_Toc23903"/>
-      <w:bookmarkStart w:id="44" w:name="_Toc23846_WPSOffice_Level1"/>
-      <w:bookmarkStart w:id="45" w:name="_Toc180"/>
-      <w:bookmarkStart w:id="46" w:name="_Toc25727"/>
-      <w:bookmarkStart w:id="47" w:name="_Toc4331_WPSOffice_Level1"/>
-      <w:bookmarkStart w:id="48" w:name="_Toc32443_WPSOffice_Level1"/>
-      <w:bookmarkStart w:id="49" w:name="_Toc29372"/>
+      <w:bookmarkStart w:id="42" w:name="_Toc29372"/>
+      <w:bookmarkStart w:id="43" w:name="_Toc23846_WPSOffice_Level1"/>
+      <w:bookmarkStart w:id="44" w:name="_Toc180"/>
+      <w:bookmarkStart w:id="45" w:name="_Toc4331_WPSOffice_Level1"/>
+      <w:bookmarkStart w:id="46" w:name="_Toc32443_WPSOffice_Level1"/>
+      <w:bookmarkStart w:id="47" w:name="_Toc25727"/>
+      <w:bookmarkStart w:id="48" w:name="_Toc107825555"/>
+      <w:bookmarkStart w:id="49" w:name="_Toc23903"/>
       <w:r>
         <w:rPr>
           <w:rFonts w:hint="eastAsia" w:ascii="Times New Roman" w:hAnsi="Times New Roman" w:eastAsia="微软雅黑" w:cs="Times New Roman"/>
@@ -5396,9 +5396,9 @@
           <w:lang w:eastAsia="zh-CN"/>
         </w:rPr>
       </w:pPr>
-      <w:bookmarkStart w:id="50" w:name="_Toc22176"/>
-      <w:bookmarkStart w:id="51" w:name="_Toc106719764"/>
-      <w:bookmarkStart w:id="52" w:name="_Toc20034"/>
+      <w:bookmarkStart w:id="50" w:name="_Toc106719764"/>
+      <w:bookmarkStart w:id="51" w:name="_Toc20034"/>
+      <w:bookmarkStart w:id="52" w:name="_Toc22176"/>
       <w:bookmarkStart w:id="53" w:name="_Toc10223"/>
       <w:r>
         <w:rPr>
@@ -8526,11 +8526,11 @@
           <w:lang w:eastAsia="zh-CN"/>
         </w:rPr>
       </w:pPr>
-      <w:bookmarkStart w:id="55" w:name="_Toc107330125"/>
-      <w:bookmarkStart w:id="56" w:name="_Toc10233"/>
-      <w:bookmarkStart w:id="57" w:name="_Toc21881"/>
-      <w:bookmarkStart w:id="58" w:name="_Toc107825556"/>
-      <w:bookmarkStart w:id="59" w:name="_Toc19894"/>
+      <w:bookmarkStart w:id="55" w:name="_Toc19894"/>
+      <w:bookmarkStart w:id="56" w:name="_Toc21881"/>
+      <w:bookmarkStart w:id="57" w:name="_Toc10233"/>
+      <w:bookmarkStart w:id="58" w:name="_Toc107330125"/>
+      <w:bookmarkStart w:id="59" w:name="_Toc107825556"/>
       <w:r>
         <w:rPr>
           <w:rFonts w:hint="eastAsia"/>
@@ -12988,15 +12988,15 @@
           </w14:shadow>
         </w:rPr>
       </w:pPr>
-      <w:bookmarkStart w:id="60" w:name="_Toc11294"/>
+      <w:bookmarkStart w:id="60" w:name="_Toc1707_WPSOffice_Level1"/>
       <w:bookmarkStart w:id="61" w:name="_Toc13196_WPSOffice_Level1"/>
-      <w:bookmarkStart w:id="62" w:name="_Toc11283"/>
-      <w:bookmarkStart w:id="63" w:name="_Toc21764_WPSOffice_Level1"/>
-      <w:bookmarkStart w:id="64" w:name="_Toc13698"/>
-      <w:bookmarkStart w:id="65" w:name="_Toc107825561"/>
-      <w:bookmarkStart w:id="66" w:name="_Toc27302"/>
-      <w:bookmarkStart w:id="67" w:name="_Toc28240"/>
-      <w:bookmarkStart w:id="68" w:name="_Toc1707_WPSOffice_Level1"/>
+      <w:bookmarkStart w:id="62" w:name="_Toc11294"/>
+      <w:bookmarkStart w:id="63" w:name="_Toc11283"/>
+      <w:bookmarkStart w:id="64" w:name="_Toc28240"/>
+      <w:bookmarkStart w:id="65" w:name="_Toc27302"/>
+      <w:bookmarkStart w:id="66" w:name="_Toc21764_WPSOffice_Level1"/>
+      <w:bookmarkStart w:id="67" w:name="_Toc13698"/>
+      <w:bookmarkStart w:id="68" w:name="_Toc107825561"/>
       <w:r>
         <w:rPr>
           <w:rStyle w:val="37"/>
@@ -13037,14 +13037,14 @@
           <w:lang w:eastAsia="zh-CN"/>
         </w:rPr>
       </w:pPr>
-      <w:bookmarkStart w:id="69" w:name="_Toc28605"/>
-      <w:bookmarkStart w:id="70" w:name="_Toc3674"/>
-      <w:bookmarkStart w:id="71" w:name="_Toc9066"/>
-      <w:bookmarkStart w:id="72" w:name="_Toc2944"/>
-      <w:bookmarkStart w:id="73" w:name="_Toc15840_WPSOffice_Level1"/>
-      <w:bookmarkStart w:id="74" w:name="_Toc24085_WPSOffice_Level1"/>
-      <w:bookmarkStart w:id="75" w:name="_Toc14255_WPSOffice_Level1"/>
-      <w:bookmarkStart w:id="76" w:name="_Toc32150"/>
+      <w:bookmarkStart w:id="69" w:name="_Toc3674"/>
+      <w:bookmarkStart w:id="70" w:name="_Toc9066"/>
+      <w:bookmarkStart w:id="71" w:name="_Toc15840_WPSOffice_Level1"/>
+      <w:bookmarkStart w:id="72" w:name="_Toc28605"/>
+      <w:bookmarkStart w:id="73" w:name="_Toc32150"/>
+      <w:bookmarkStart w:id="74" w:name="_Toc2944"/>
+      <w:bookmarkStart w:id="75" w:name="_Toc24085_WPSOffice_Level1"/>
+      <w:bookmarkStart w:id="76" w:name="_Toc14255_WPSOffice_Level1"/>
       <w:bookmarkStart w:id="77" w:name="_Toc11896_WPSOffice_Level1"/>
       <w:bookmarkStart w:id="78" w:name="_Toc23688"/>
       <w:bookmarkStart w:id="79" w:name="_Toc11193_WPSOffice_Level1"/>
@@ -15338,7 +15338,18 @@
           <w:szCs w:val="18"/>
           <w:lang w:eastAsia="zh-CN"/>
         </w:rPr>
-        <w:t>总体质量评估：总体质量评估：根据DNA平均测序深度进行评估，分为“合格”、“警戒“、”不合格”三个等级。总体质量评估为“警戒“或者“不合格”时，均会影响检测的准确性和敏感性。</w:t>
+        <w:t>总体质量评估：</w:t>
+      </w:r>
+      <w:bookmarkStart w:id="119" w:name="_GoBack"/>
+      <w:bookmarkEnd w:id="119"/>
+      <w:r>
+        <w:rPr>
+          <w:rFonts w:hint="eastAsia" w:ascii="Times New Roman" w:hAnsi="Times New Roman" w:eastAsia="微软雅黑"/>
+          <w:sz w:val="18"/>
+          <w:szCs w:val="18"/>
+          <w:lang w:eastAsia="zh-CN"/>
+        </w:rPr>
+        <w:t>根据DNA平均测序深度进行评估，分为“合格”、“警戒“、”不合格”三个等级。总体质量评估为“警戒“或者“不合格”时，均会影响检测的准确性和敏感性。</w:t>
       </w:r>
     </w:p>
     <w:p>
@@ -16138,8 +16149,6 @@
         </w:rPr>
         <w:br w:type="page"/>
       </w:r>
-      <w:bookmarkStart w:id="119" w:name="_GoBack"/>
-      <w:bookmarkEnd w:id="119"/>
     </w:p>
     <w:p>
       <w:pPr>
@@ -17050,8 +17059,8 @@
         </w:rPr>
       </w:pPr>
       <w:bookmarkStart w:id="92" w:name="_Toc32060"/>
-      <w:bookmarkStart w:id="93" w:name="_Toc3846"/>
-      <w:bookmarkStart w:id="94" w:name="_Toc331"/>
+      <w:bookmarkStart w:id="93" w:name="_Toc331"/>
+      <w:bookmarkStart w:id="94" w:name="_Toc3846"/>
       <w:bookmarkStart w:id="95" w:name="_Toc5400"/>
       <w:r>
         <w:rPr>
@@ -17183,10 +17192,10 @@
           <w:lang w:eastAsia="zh-CN"/>
         </w:rPr>
       </w:pPr>
-      <w:bookmarkStart w:id="96" w:name="_Toc126"/>
-      <w:bookmarkStart w:id="97" w:name="_Toc10299"/>
-      <w:bookmarkStart w:id="98" w:name="_Toc22196"/>
-      <w:bookmarkStart w:id="99" w:name="_Toc5423"/>
+      <w:bookmarkStart w:id="96" w:name="_Toc10299"/>
+      <w:bookmarkStart w:id="97" w:name="_Toc126"/>
+      <w:bookmarkStart w:id="98" w:name="_Toc5423"/>
+      <w:bookmarkStart w:id="99" w:name="_Toc22196"/>
       <w:r>
         <w:rPr>
           <w:rFonts w:ascii="Times New Roman" w:hAnsi="Times New Roman" w:eastAsia="微软雅黑" w:cs="Times New Roman"/>
@@ -17378,13 +17387,13 @@
         </w:rPr>
       </w:pPr>
       <w:bookmarkStart w:id="100" w:name="_Toc3409"/>
-      <w:bookmarkStart w:id="101" w:name="_Toc18623"/>
-      <w:bookmarkStart w:id="102" w:name="_Toc15114"/>
-      <w:bookmarkStart w:id="103" w:name="_Toc28454_WPSOffice_Level1"/>
-      <w:bookmarkStart w:id="104" w:name="_Toc27034"/>
-      <w:bookmarkStart w:id="105" w:name="_Toc26985_WPSOffice_Level1"/>
-      <w:bookmarkStart w:id="106" w:name="_Toc5476"/>
-      <w:bookmarkStart w:id="107" w:name="_Toc20170_WPSOffice_Level1"/>
+      <w:bookmarkStart w:id="101" w:name="_Toc15114"/>
+      <w:bookmarkStart w:id="102" w:name="_Toc18623"/>
+      <w:bookmarkStart w:id="103" w:name="_Toc20170_WPSOffice_Level1"/>
+      <w:bookmarkStart w:id="104" w:name="_Toc26985_WPSOffice_Level1"/>
+      <w:bookmarkStart w:id="105" w:name="_Toc28454_WPSOffice_Level1"/>
+      <w:bookmarkStart w:id="106" w:name="_Toc27034"/>
+      <w:bookmarkStart w:id="107" w:name="_Toc5476"/>
       <w:bookmarkStart w:id="108" w:name="_Toc107825570"/>
       <w:r>
         <w:rPr>
@@ -17605,16 +17614,16 @@
           <w:lang w:eastAsia="zh-CN"/>
         </w:rPr>
       </w:pPr>
-      <w:bookmarkStart w:id="109" w:name="_Toc27448"/>
-      <w:bookmarkStart w:id="110" w:name="_Toc107825571"/>
-      <w:bookmarkStart w:id="111" w:name="_Toc21361"/>
-      <w:bookmarkStart w:id="112" w:name="_Toc9662"/>
-      <w:bookmarkStart w:id="113" w:name="_Toc22162_WPSOffice_Level1"/>
-      <w:bookmarkStart w:id="114" w:name="_Toc17792_WPSOffice_Level2"/>
-      <w:bookmarkStart w:id="115" w:name="_Toc14611_WPSOffice_Level1"/>
-      <w:bookmarkStart w:id="116" w:name="_Toc13275"/>
-      <w:bookmarkStart w:id="117" w:name="_Toc22623"/>
-      <w:bookmarkStart w:id="118" w:name="_Toc19584_WPSOffice_Level1"/>
+      <w:bookmarkStart w:id="109" w:name="_Toc21361"/>
+      <w:bookmarkStart w:id="110" w:name="_Toc9662"/>
+      <w:bookmarkStart w:id="111" w:name="_Toc107825571"/>
+      <w:bookmarkStart w:id="112" w:name="_Toc27448"/>
+      <w:bookmarkStart w:id="113" w:name="_Toc22623"/>
+      <w:bookmarkStart w:id="114" w:name="_Toc19584_WPSOffice_Level1"/>
+      <w:bookmarkStart w:id="115" w:name="_Toc22162_WPSOffice_Level1"/>
+      <w:bookmarkStart w:id="116" w:name="_Toc17792_WPSOffice_Level2"/>
+      <w:bookmarkStart w:id="117" w:name="_Toc14611_WPSOffice_Level1"/>
+      <w:bookmarkStart w:id="118" w:name="_Toc13275"/>
       <w:r>
         <w:rPr>
           <w:rFonts w:hint="eastAsia"/>
@@ -21153,16 +21162,11 @@
   <customSectProps>
     <customSectPr/>
     <customSectPr/>
-    <customSectPr/>
   </customSectProps>
   <customShpExts>
     <customShpInfo spid="_x0000_s1026" textRotate="1"/>
   </customShpExts>
 </s:customData>
-</file>
-
-<file path=customXml/item2.xml><?xml version="1.0" encoding="utf-8"?>
-<b:Sources xmlns:b="http://schemas.openxmlformats.org/officeDocument/2006/bibliography" xmlns="http://schemas.openxmlformats.org/officeDocument/2006/bibliography" SelectedStyle="\APA.XSL" StyleName="APA"/>
 </file>
 
 <file path=customXml/itemProps1.xml><?xml version="1.0" encoding="utf-8"?>
@@ -21171,10 +21175,4 @@
     <ds:schemaRef ds:uri="http://www.wps.cn/officeDocument/2013/wpsCustomData"/>
   </ds:schemaRefs>
 </ds:datastoreItem>
-</file>
-
-<file path=customXml/itemProps2.xml><?xml version="1.0" encoding="utf-8"?>
-<ds:datastoreItem xmlns:ds="http://schemas.openxmlformats.org/officeDocument/2006/customXml" ds:itemID="{330A7792-0DC3-4D00-8C3E-D79273CD5DCA}">
-  <ds:schemaRefs/>
-</ds:datastoreItem>
 </file>
--- a/WebContent/docx/HRDscore报告.docx
+++ b/WebContent/docx/HRDscore报告.docx
@@ -371,12 +371,6 @@
             <w:insideH w:val="single" w:color="auto" w:sz="4" w:space="0"/>
             <w:insideV w:val="single" w:color="auto" w:sz="4" w:space="0"/>
           </w:tblBorders>
-          <w:tblCellMar>
-            <w:top w:w="0" w:type="dxa"/>
-            <w:left w:w="108" w:type="dxa"/>
-            <w:bottom w:w="0" w:type="dxa"/>
-            <w:right w:w="108" w:type="dxa"/>
-          </w:tblCellMar>
         </w:tblPrEx>
         <w:trPr>
           <w:trHeight w:val="678" w:hRule="atLeast"/>
@@ -2436,9 +2430,9 @@
       <w:bookmarkStart w:id="2" w:name="_Toc21009_WPSOffice_Level1"/>
       <w:bookmarkStart w:id="3" w:name="_Toc13806"/>
       <w:bookmarkStart w:id="4" w:name="_Toc24178_WPSOffice_Level1"/>
-      <w:bookmarkStart w:id="5" w:name="_Toc21669"/>
+      <w:bookmarkStart w:id="5" w:name="_Toc6873"/>
       <w:bookmarkStart w:id="6" w:name="_Toc3619"/>
-      <w:bookmarkStart w:id="7" w:name="_Toc6873"/>
+      <w:bookmarkStart w:id="7" w:name="_Toc21669"/>
       <w:bookmarkStart w:id="8" w:name="_Toc14123"/>
       <w:bookmarkStart w:id="9" w:name="_Toc107825547"/>
       <w:bookmarkStart w:id="10" w:name="_Toc30143_WPSOffice_Level1"/>
@@ -3314,14 +3308,14 @@
           </w14:shadow>
         </w:rPr>
       </w:pPr>
-      <w:bookmarkStart w:id="11" w:name="_Toc30767"/>
+      <w:bookmarkStart w:id="11" w:name="_Toc7021_WPSOffice_Level1"/>
       <w:bookmarkStart w:id="12" w:name="_Toc26731"/>
-      <w:bookmarkStart w:id="13" w:name="_Toc17451"/>
-      <w:bookmarkStart w:id="14" w:name="_Toc7021_WPSOffice_Level1"/>
-      <w:bookmarkStart w:id="15" w:name="_Toc11015_WPSOffice_Level1"/>
-      <w:bookmarkStart w:id="16" w:name="_Toc107825548"/>
-      <w:bookmarkStart w:id="17" w:name="_Toc29272"/>
-      <w:bookmarkStart w:id="18" w:name="_Toc18062_WPSOffice_Level1"/>
+      <w:bookmarkStart w:id="13" w:name="_Toc29272"/>
+      <w:bookmarkStart w:id="14" w:name="_Toc107825548"/>
+      <w:bookmarkStart w:id="15" w:name="_Toc17451"/>
+      <w:bookmarkStart w:id="16" w:name="_Toc11015_WPSOffice_Level1"/>
+      <w:bookmarkStart w:id="17" w:name="_Toc18062_WPSOffice_Level1"/>
+      <w:bookmarkStart w:id="18" w:name="_Toc30767"/>
       <w:bookmarkStart w:id="19" w:name="_Toc3823"/>
       <w:r>
         <w:rPr>
@@ -3669,13 +3663,13 @@
           </w14:shadow>
         </w:rPr>
       </w:pPr>
-      <w:bookmarkStart w:id="21" w:name="_Toc23369_WPSOffice_Level1"/>
-      <w:bookmarkStart w:id="22" w:name="_Toc25920"/>
-      <w:bookmarkStart w:id="23" w:name="_Toc6221_WPSOffice_Level1"/>
-      <w:bookmarkStart w:id="24" w:name="_Toc107825549"/>
-      <w:bookmarkStart w:id="25" w:name="_Toc16576"/>
-      <w:bookmarkStart w:id="26" w:name="_Toc12582"/>
-      <w:bookmarkStart w:id="27" w:name="_Toc18058"/>
+      <w:bookmarkStart w:id="21" w:name="_Toc18058"/>
+      <w:bookmarkStart w:id="22" w:name="_Toc12582"/>
+      <w:bookmarkStart w:id="23" w:name="_Toc107825549"/>
+      <w:bookmarkStart w:id="24" w:name="_Toc23369_WPSOffice_Level1"/>
+      <w:bookmarkStart w:id="25" w:name="_Toc6221_WPSOffice_Level1"/>
+      <w:bookmarkStart w:id="26" w:name="_Toc16576"/>
+      <w:bookmarkStart w:id="27" w:name="_Toc25920"/>
       <w:bookmarkStart w:id="28" w:name="_Toc24089"/>
       <w:r>
         <w:rPr>
@@ -3796,6 +3790,12 @@
             <w:insideH w:val="single" w:color="A4A4A4" w:sz="4" w:space="0"/>
             <w:insideV w:val="single" w:color="A4A4A4" w:sz="4" w:space="0"/>
           </w:tblBorders>
+          <w:tblCellMar>
+            <w:top w:w="0" w:type="dxa"/>
+            <w:left w:w="0" w:type="dxa"/>
+            <w:bottom w:w="0" w:type="dxa"/>
+            <w:right w:w="0" w:type="dxa"/>
+          </w:tblCellMar>
         </w:tblPrEx>
         <w:trPr>
           <w:trHeight w:val="490" w:hRule="atLeast"/>
@@ -4759,14 +4759,14 @@
           </w14:shadow>
         </w:rPr>
       </w:pPr>
-      <w:bookmarkStart w:id="31" w:name="_Toc22132"/>
-      <w:bookmarkStart w:id="32" w:name="_Toc24235"/>
-      <w:bookmarkStart w:id="33" w:name="_Toc20136_WPSOffice_Level1"/>
-      <w:bookmarkStart w:id="34" w:name="_Toc2781"/>
-      <w:bookmarkStart w:id="35" w:name="_Toc19173"/>
-      <w:bookmarkStart w:id="36" w:name="_Toc19898_WPSOffice_Level1"/>
-      <w:bookmarkStart w:id="37" w:name="_Toc2866"/>
-      <w:bookmarkStart w:id="38" w:name="_Toc107825550"/>
+      <w:bookmarkStart w:id="31" w:name="_Toc19898_WPSOffice_Level1"/>
+      <w:bookmarkStart w:id="32" w:name="_Toc107825550"/>
+      <w:bookmarkStart w:id="33" w:name="_Toc22132"/>
+      <w:bookmarkStart w:id="34" w:name="_Toc20136_WPSOffice_Level1"/>
+      <w:bookmarkStart w:id="35" w:name="_Toc2781"/>
+      <w:bookmarkStart w:id="36" w:name="_Toc19173"/>
+      <w:bookmarkStart w:id="37" w:name="_Toc24235"/>
+      <w:bookmarkStart w:id="38" w:name="_Toc2866"/>
       <w:r>
         <w:rPr>
           <w:rStyle w:val="37"/>
@@ -4806,9 +4806,9 @@
           <w:sz w:val="30"/>
         </w:rPr>
       </w:pPr>
-      <w:bookmarkStart w:id="39" w:name="_Toc17240"/>
-      <w:bookmarkStart w:id="40" w:name="_Toc107825551"/>
-      <w:bookmarkStart w:id="41" w:name="_Toc4669"/>
+      <w:bookmarkStart w:id="39" w:name="_Toc4669"/>
+      <w:bookmarkStart w:id="40" w:name="_Toc17240"/>
+      <w:bookmarkStart w:id="41" w:name="_Toc107825551"/>
       <w:r>
         <w:rPr>
           <w:rFonts w:hint="eastAsia"/>
@@ -5328,14 +5328,14 @@
           <w:lang w:eastAsia="zh-CN"/>
         </w:rPr>
       </w:pPr>
-      <w:bookmarkStart w:id="42" w:name="_Toc29372"/>
-      <w:bookmarkStart w:id="43" w:name="_Toc23846_WPSOffice_Level1"/>
-      <w:bookmarkStart w:id="44" w:name="_Toc180"/>
-      <w:bookmarkStart w:id="45" w:name="_Toc4331_WPSOffice_Level1"/>
-      <w:bookmarkStart w:id="46" w:name="_Toc32443_WPSOffice_Level1"/>
-      <w:bookmarkStart w:id="47" w:name="_Toc25727"/>
-      <w:bookmarkStart w:id="48" w:name="_Toc107825555"/>
-      <w:bookmarkStart w:id="49" w:name="_Toc23903"/>
+      <w:bookmarkStart w:id="42" w:name="_Toc107825555"/>
+      <w:bookmarkStart w:id="43" w:name="_Toc23903"/>
+      <w:bookmarkStart w:id="44" w:name="_Toc23846_WPSOffice_Level1"/>
+      <w:bookmarkStart w:id="45" w:name="_Toc180"/>
+      <w:bookmarkStart w:id="46" w:name="_Toc25727"/>
+      <w:bookmarkStart w:id="47" w:name="_Toc4331_WPSOffice_Level1"/>
+      <w:bookmarkStart w:id="48" w:name="_Toc32443_WPSOffice_Level1"/>
+      <w:bookmarkStart w:id="49" w:name="_Toc29372"/>
       <w:r>
         <w:rPr>
           <w:rFonts w:hint="eastAsia" w:ascii="Times New Roman" w:hAnsi="Times New Roman" w:eastAsia="微软雅黑" w:cs="Times New Roman"/>
@@ -5396,9 +5396,9 @@
           <w:lang w:eastAsia="zh-CN"/>
         </w:rPr>
       </w:pPr>
-      <w:bookmarkStart w:id="50" w:name="_Toc106719764"/>
-      <w:bookmarkStart w:id="51" w:name="_Toc20034"/>
-      <w:bookmarkStart w:id="52" w:name="_Toc22176"/>
+      <w:bookmarkStart w:id="50" w:name="_Toc22176"/>
+      <w:bookmarkStart w:id="51" w:name="_Toc106719764"/>
+      <w:bookmarkStart w:id="52" w:name="_Toc20034"/>
       <w:bookmarkStart w:id="53" w:name="_Toc10223"/>
       <w:r>
         <w:rPr>
@@ -8526,11 +8526,11 @@
           <w:lang w:eastAsia="zh-CN"/>
         </w:rPr>
       </w:pPr>
-      <w:bookmarkStart w:id="55" w:name="_Toc19894"/>
-      <w:bookmarkStart w:id="56" w:name="_Toc21881"/>
-      <w:bookmarkStart w:id="57" w:name="_Toc10233"/>
-      <w:bookmarkStart w:id="58" w:name="_Toc107330125"/>
-      <w:bookmarkStart w:id="59" w:name="_Toc107825556"/>
+      <w:bookmarkStart w:id="55" w:name="_Toc107330125"/>
+      <w:bookmarkStart w:id="56" w:name="_Toc10233"/>
+      <w:bookmarkStart w:id="57" w:name="_Toc21881"/>
+      <w:bookmarkStart w:id="58" w:name="_Toc107825556"/>
+      <w:bookmarkStart w:id="59" w:name="_Toc19894"/>
       <w:r>
         <w:rPr>
           <w:rFonts w:hint="eastAsia"/>
@@ -12988,15 +12988,15 @@
           </w14:shadow>
         </w:rPr>
       </w:pPr>
-      <w:bookmarkStart w:id="60" w:name="_Toc1707_WPSOffice_Level1"/>
+      <w:bookmarkStart w:id="60" w:name="_Toc11294"/>
       <w:bookmarkStart w:id="61" w:name="_Toc13196_WPSOffice_Level1"/>
-      <w:bookmarkStart w:id="62" w:name="_Toc11294"/>
-      <w:bookmarkStart w:id="63" w:name="_Toc11283"/>
-      <w:bookmarkStart w:id="64" w:name="_Toc28240"/>
-      <w:bookmarkStart w:id="65" w:name="_Toc27302"/>
-      <w:bookmarkStart w:id="66" w:name="_Toc21764_WPSOffice_Level1"/>
-      <w:bookmarkStart w:id="67" w:name="_Toc13698"/>
-      <w:bookmarkStart w:id="68" w:name="_Toc107825561"/>
+      <w:bookmarkStart w:id="62" w:name="_Toc11283"/>
+      <w:bookmarkStart w:id="63" w:name="_Toc21764_WPSOffice_Level1"/>
+      <w:bookmarkStart w:id="64" w:name="_Toc13698"/>
+      <w:bookmarkStart w:id="65" w:name="_Toc107825561"/>
+      <w:bookmarkStart w:id="66" w:name="_Toc27302"/>
+      <w:bookmarkStart w:id="67" w:name="_Toc28240"/>
+      <w:bookmarkStart w:id="68" w:name="_Toc1707_WPSOffice_Level1"/>
       <w:r>
         <w:rPr>
           <w:rStyle w:val="37"/>
@@ -13037,14 +13037,14 @@
           <w:lang w:eastAsia="zh-CN"/>
         </w:rPr>
       </w:pPr>
-      <w:bookmarkStart w:id="69" w:name="_Toc3674"/>
-      <w:bookmarkStart w:id="70" w:name="_Toc9066"/>
-      <w:bookmarkStart w:id="71" w:name="_Toc15840_WPSOffice_Level1"/>
-      <w:bookmarkStart w:id="72" w:name="_Toc28605"/>
-      <w:bookmarkStart w:id="73" w:name="_Toc32150"/>
-      <w:bookmarkStart w:id="74" w:name="_Toc2944"/>
-      <w:bookmarkStart w:id="75" w:name="_Toc24085_WPSOffice_Level1"/>
-      <w:bookmarkStart w:id="76" w:name="_Toc14255_WPSOffice_Level1"/>
+      <w:bookmarkStart w:id="69" w:name="_Toc28605"/>
+      <w:bookmarkStart w:id="70" w:name="_Toc3674"/>
+      <w:bookmarkStart w:id="71" w:name="_Toc9066"/>
+      <w:bookmarkStart w:id="72" w:name="_Toc2944"/>
+      <w:bookmarkStart w:id="73" w:name="_Toc15840_WPSOffice_Level1"/>
+      <w:bookmarkStart w:id="74" w:name="_Toc24085_WPSOffice_Level1"/>
+      <w:bookmarkStart w:id="75" w:name="_Toc14255_WPSOffice_Level1"/>
+      <w:bookmarkStart w:id="76" w:name="_Toc32150"/>
       <w:bookmarkStart w:id="77" w:name="_Toc11896_WPSOffice_Level1"/>
       <w:bookmarkStart w:id="78" w:name="_Toc23688"/>
       <w:bookmarkStart w:id="79" w:name="_Toc11193_WPSOffice_Level1"/>
@@ -15338,18 +15338,7 @@
           <w:szCs w:val="18"/>
           <w:lang w:eastAsia="zh-CN"/>
         </w:rPr>
-        <w:t>总体质量评估：</w:t>
-      </w:r>
-      <w:bookmarkStart w:id="119" w:name="_GoBack"/>
-      <w:bookmarkEnd w:id="119"/>
-      <w:r>
-        <w:rPr>
-          <w:rFonts w:hint="eastAsia" w:ascii="Times New Roman" w:hAnsi="Times New Roman" w:eastAsia="微软雅黑"/>
-          <w:sz w:val="18"/>
-          <w:szCs w:val="18"/>
-          <w:lang w:eastAsia="zh-CN"/>
-        </w:rPr>
-        <w:t>根据DNA平均测序深度进行评估，分为“合格”、“警戒“、”不合格”三个等级。总体质量评估为“警戒“或者“不合格”时，均会影响检测的准确性和敏感性。</w:t>
+        <w:t>总体质量评估：总体质量评估：根据DNA平均测序深度进行评估，分为“合格”、“警戒“、”不合格”三个等级。总体质量评估为“警戒“或者“不合格”时，均会影响检测的准确性和敏感性。</w:t>
       </w:r>
     </w:p>
     <w:p>
@@ -16149,6 +16138,8 @@
         </w:rPr>
         <w:br w:type="page"/>
       </w:r>
+      <w:bookmarkStart w:id="119" w:name="_GoBack"/>
+      <w:bookmarkEnd w:id="119"/>
     </w:p>
     <w:p>
       <w:pPr>
@@ -17059,8 +17050,8 @@
         </w:rPr>
       </w:pPr>
       <w:bookmarkStart w:id="92" w:name="_Toc32060"/>
-      <w:bookmarkStart w:id="93" w:name="_Toc331"/>
-      <w:bookmarkStart w:id="94" w:name="_Toc3846"/>
+      <w:bookmarkStart w:id="93" w:name="_Toc3846"/>
+      <w:bookmarkStart w:id="94" w:name="_Toc331"/>
       <w:bookmarkStart w:id="95" w:name="_Toc5400"/>
       <w:r>
         <w:rPr>
@@ -17192,10 +17183,10 @@
           <w:lang w:eastAsia="zh-CN"/>
         </w:rPr>
       </w:pPr>
-      <w:bookmarkStart w:id="96" w:name="_Toc10299"/>
-      <w:bookmarkStart w:id="97" w:name="_Toc126"/>
-      <w:bookmarkStart w:id="98" w:name="_Toc5423"/>
-      <w:bookmarkStart w:id="99" w:name="_Toc22196"/>
+      <w:bookmarkStart w:id="96" w:name="_Toc126"/>
+      <w:bookmarkStart w:id="97" w:name="_Toc10299"/>
+      <w:bookmarkStart w:id="98" w:name="_Toc22196"/>
+      <w:bookmarkStart w:id="99" w:name="_Toc5423"/>
       <w:r>
         <w:rPr>
           <w:rFonts w:ascii="Times New Roman" w:hAnsi="Times New Roman" w:eastAsia="微软雅黑" w:cs="Times New Roman"/>
@@ -17387,13 +17378,13 @@
         </w:rPr>
       </w:pPr>
       <w:bookmarkStart w:id="100" w:name="_Toc3409"/>
-      <w:bookmarkStart w:id="101" w:name="_Toc15114"/>
-      <w:bookmarkStart w:id="102" w:name="_Toc18623"/>
-      <w:bookmarkStart w:id="103" w:name="_Toc20170_WPSOffice_Level1"/>
-      <w:bookmarkStart w:id="104" w:name="_Toc26985_WPSOffice_Level1"/>
-      <w:bookmarkStart w:id="105" w:name="_Toc28454_WPSOffice_Level1"/>
-      <w:bookmarkStart w:id="106" w:name="_Toc27034"/>
-      <w:bookmarkStart w:id="107" w:name="_Toc5476"/>
+      <w:bookmarkStart w:id="101" w:name="_Toc18623"/>
+      <w:bookmarkStart w:id="102" w:name="_Toc15114"/>
+      <w:bookmarkStart w:id="103" w:name="_Toc28454_WPSOffice_Level1"/>
+      <w:bookmarkStart w:id="104" w:name="_Toc27034"/>
+      <w:bookmarkStart w:id="105" w:name="_Toc26985_WPSOffice_Level1"/>
+      <w:bookmarkStart w:id="106" w:name="_Toc5476"/>
+      <w:bookmarkStart w:id="107" w:name="_Toc20170_WPSOffice_Level1"/>
       <w:bookmarkStart w:id="108" w:name="_Toc107825570"/>
       <w:r>
         <w:rPr>
@@ -17614,16 +17605,16 @@
           <w:lang w:eastAsia="zh-CN"/>
         </w:rPr>
       </w:pPr>
-      <w:bookmarkStart w:id="109" w:name="_Toc21361"/>
-      <w:bookmarkStart w:id="110" w:name="_Toc9662"/>
-      <w:bookmarkStart w:id="111" w:name="_Toc107825571"/>
-      <w:bookmarkStart w:id="112" w:name="_Toc27448"/>
-      <w:bookmarkStart w:id="113" w:name="_Toc22623"/>
-      <w:bookmarkStart w:id="114" w:name="_Toc19584_WPSOffice_Level1"/>
-      <w:bookmarkStart w:id="115" w:name="_Toc22162_WPSOffice_Level1"/>
-      <w:bookmarkStart w:id="116" w:name="_Toc17792_WPSOffice_Level2"/>
-      <w:bookmarkStart w:id="117" w:name="_Toc14611_WPSOffice_Level1"/>
-      <w:bookmarkStart w:id="118" w:name="_Toc13275"/>
+      <w:bookmarkStart w:id="109" w:name="_Toc27448"/>
+      <w:bookmarkStart w:id="110" w:name="_Toc107825571"/>
+      <w:bookmarkStart w:id="111" w:name="_Toc21361"/>
+      <w:bookmarkStart w:id="112" w:name="_Toc9662"/>
+      <w:bookmarkStart w:id="113" w:name="_Toc22162_WPSOffice_Level1"/>
+      <w:bookmarkStart w:id="114" w:name="_Toc17792_WPSOffice_Level2"/>
+      <w:bookmarkStart w:id="115" w:name="_Toc14611_WPSOffice_Level1"/>
+      <w:bookmarkStart w:id="116" w:name="_Toc13275"/>
+      <w:bookmarkStart w:id="117" w:name="_Toc22623"/>
+      <w:bookmarkStart w:id="118" w:name="_Toc19584_WPSOffice_Level1"/>
       <w:r>
         <w:rPr>
           <w:rFonts w:hint="eastAsia"/>
@@ -21162,11 +21153,16 @@
   <customSectProps>
     <customSectPr/>
     <customSectPr/>
+    <customSectPr/>
   </customSectProps>
   <customShpExts>
     <customShpInfo spid="_x0000_s1026" textRotate="1"/>
   </customShpExts>
 </s:customData>
+</file>
+
+<file path=customXml/item2.xml><?xml version="1.0" encoding="utf-8"?>
+<b:Sources xmlns:b="http://schemas.openxmlformats.org/officeDocument/2006/bibliography" xmlns="http://schemas.openxmlformats.org/officeDocument/2006/bibliography" SelectedStyle="\APA.XSL" StyleName="APA"/>
 </file>
 
 <file path=customXml/itemProps1.xml><?xml version="1.0" encoding="utf-8"?>
@@ -21175,4 +21171,10 @@
     <ds:schemaRef ds:uri="http://www.wps.cn/officeDocument/2013/wpsCustomData"/>
   </ds:schemaRefs>
 </ds:datastoreItem>
+</file>
+
+<file path=customXml/itemProps2.xml><?xml version="1.0" encoding="utf-8"?>
+<ds:datastoreItem xmlns:ds="http://schemas.openxmlformats.org/officeDocument/2006/customXml" ds:itemID="{330A7792-0DC3-4D00-8C3E-D79273CD5DCA}">
+  <ds:schemaRefs/>
+</ds:datastoreItem>
 </file>